--- a/Psi-Upsilon-Digital-Museum-Recommendations-and-Instructions.docx
+++ b/Psi-Upsilon-Digital-Museum-Recommendations-and-Instructions.docx
@@ -565,7 +565,7 @@
         <w:t xml:space="preserve">Since the first edition of this document, </w:t>
       </w:r>
       <w:r>
-        <w:t xml:space="preserve">the site has been renamed the Psi Upsilon Digital Museum, a timeline and seven founders’ pages have been added, and the recommendation to re-run the OCR has been withdrawn after testing — see §3.10, which now says the opposite of what it used to. The founders and the timeline are maintained in Excel, which has its own document: Filling in the Founders and the Timeline.</w:t>
+        <w:t xml:space="preserve">the site has been renamed the Psi Upsilon Digital Museum; a timeline of 184 events and a page for each of the seven founders have been added, and both have been WRITTEN from the archive rather than left blank — about 3,500 words of biography, every claim cited to a volume and page, and eighty-four open questions listed where the sources disagree. The recommendation to re-run the OCR has been withdrawn after testing; §3.10 now says the opposite of what it used to. The founders and the timeline are maintained in Excel, which has its own document: Filling in the Founders and the Timeline.</w:t>
       </w:r>
     </w:p>
     <w:p>
@@ -747,10 +747,10 @@
           <w:b/>
           <w:bCs/>
         </w:rPr>
-        <w:t xml:space="preserve">A history you can walk through. </w:t>
-      </w:r>
-      <w:r>
-        <w:t xml:space="preserve">A filterable timeline from the signing of the Pledge to the present, and a page for each of the seven founders — the two things every good heritage site leads with, and the two that no amount of search can substitute for.</w:t>
+        <w:t xml:space="preserve">A history you can walk through, and one that admits what it does not know. </w:t>
+      </w:r>
+      <w:r>
+        <w:t xml:space="preserve">A filterable timeline from the signing of the Pledge to the present, and a page for each of the seven founders, written out of the archive with every claim cited to the page it came from. Where the founders’ own accounts contradict each other — and on 1833 they do, badly — the pages set the versions side by side instead of choosing one. Eighty-four open questions are listed, each with a note on where a researcher could settle it. No peer site does this, and it is the part a serious reader will trust.</w:t>
       </w:r>
     </w:p>
     <w:p>
@@ -1050,7 +1050,7 @@
                 <w:sz w:val="19"/>
                 <w:szCs w:val="19"/>
               </w:rPr>
-              <w:t xml:space="preserve">95 events</w:t>
+              <w:t xml:space="preserve">184 events</w:t>
             </w:r>
           </w:p>
         </w:tc>
@@ -1083,7 +1083,7 @@
                 <w:sz w:val="19"/>
                 <w:szCs w:val="19"/>
               </w:rPr>
-              <w:t xml:space="preserve">Eighteen written by hand from the Annals with page citations, plus all fifty charterings and twenty-seven closures generated from the chapter roll. Filterable by kind of event; add to it in data\timeline.xlsx</w:t>
+              <w:t xml:space="preserve">A hundred and seven written by hand, each cited to a volume and page, plus all fifty charterings and twenty-seven closures generated from the chapter roll. Twelve carry a “not settled” note where the sources disagree. Filterable by kind of event; add to it in data\timeline.xlsx</w:t>
             </w:r>
           </w:p>
         </w:tc>
@@ -1184,7 +1184,7 @@
                 <w:sz w:val="19"/>
                 <w:szCs w:val="19"/>
               </w:rPr>
-              <w:t xml:space="preserve">A page each, with class year, role in the founding, profession, birth and death, the 1941 Annals account quoted in full, and every page of the archive that names them — 294 volume appearances between them. The biographies, families and burial places are still to be written, in data\founders.xlsx</w:t>
+              <w:t xml:space="preserve">A page each: a written biography of 400–600 words, family where the sources name it, birth and death dates and places, professions, achievements, the 1941 Annals account quoted in full, the volumes each life was written from as links into the scans, every page of the archive that names them — 294 appearances between them — and a list of what is still in doubt. Eighty-four open questions in all. Maintained in data\founders.xlsx</w:t>
             </w:r>
           </w:p>
         </w:tc>
@@ -2462,7 +2462,7 @@
                 <w:sz w:val="19"/>
                 <w:szCs w:val="19"/>
               </w:rPr>
-              <w:t xml:space="preserve">Write the seven founders’ biographies</w:t>
+              <w:t xml:space="preserve">Read the seven founders’ biographies and correct them</w:t>
             </w:r>
           </w:p>
         </w:tc>
@@ -2528,7 +2528,7 @@
                 <w:sz w:val="19"/>
                 <w:szCs w:val="19"/>
               </w:rPr>
-              <w:t xml:space="preserve">Seven pages exist and are the most-visited kind of page on every peer site. They currently quote the 1941 Annals and admit that the Fraternity’s own account has not been written. Nothing else on this list returns as much for as little. Instructions in §3.13 and in Filling in the Founders and the Timeline.</w:t>
+              <w:t xml:space="preserve">They are written — about 3,500 words, from the 1884 Epitome, the 1941 Annals, Fiske’s 1895 history and the earliest Diamonds, with every claim cited. What they need is someone who knows the material to read them against the sources listed at the foot of each page. Instructions in §3.13.</w:t>
             </w:r>
           </w:p>
         </w:tc>
@@ -2596,7 +2596,7 @@
                 <w:sz w:val="19"/>
                 <w:szCs w:val="19"/>
               </w:rPr>
-              <w:t xml:space="preserve">Add fifty more timeline events</w:t>
+              <w:t xml:space="preserve">Find the seven burial places</w:t>
             </w:r>
           </w:p>
         </w:tc>
@@ -2629,7 +2629,7 @@
                 <w:sz w:val="19"/>
                 <w:szCs w:val="19"/>
               </w:rPr>
-              <w:t xml:space="preserve">2–3 days, in Excel</w:t>
+              <w:t xml:space="preserve">An afternoon</w:t>
             </w:r>
           </w:p>
         </w:tc>
@@ -2662,7 +2662,7 @@
                 <w:sz w:val="19"/>
                 <w:szCs w:val="19"/>
               </w:rPr>
-              <w:t xml:space="preserve">Ninety-five events are on the timeline, but seventy-seven of them are charterings. The spine of the story — the wars, the magazines, the constitutional fights, the brothers who became famous — is thin. Aim for one event per decade before aiming for completeness.</w:t>
+              <w:t xml:space="preserve">NOT ONE is recorded anywhere in 190 years of the Fraternity’s own publications — the search across all 460 volumes turns up only figurative uses of the word. Six of the seven death places are known, so there is somewhere to start. It is the most requested fact on a page of this kind and the most conspicuous gap in the museum.</w:t>
             </w:r>
           </w:p>
         </w:tc>
@@ -2730,7 +2730,7 @@
                 <w:sz w:val="19"/>
                 <w:szCs w:val="19"/>
               </w:rPr>
-              <w:t xml:space="preserve">Make web-sized copies of the largest scans</w:t>
+              <w:t xml:space="preserve">Close the answerable open questions</w:t>
             </w:r>
           </w:p>
         </w:tc>
@@ -2763,7 +2763,7 @@
                 <w:sz w:val="19"/>
                 <w:szCs w:val="19"/>
               </w:rPr>
-              <w:t xml:space="preserve">1 day of work, ~1 day of machine time</w:t>
+              <w:t xml:space="preserve">Ongoing, an evening at a time</w:t>
             </w:r>
           </w:p>
         </w:tc>
@@ -2796,7 +2796,7 @@
                 <w:sz w:val="19"/>
                 <w:szCs w:val="19"/>
               </w:rPr>
-              <w:t xml:space="preserve">Forty-six files are over 80 MB; the largest is 419 MB. The reader hides this, the download button does not. Instructions in §3.10.</w:t>
+              <w:t xml:space="preserve">Eighty-four are listed across the founders and twelve on the timeline, each with a note on where the answer would be found — a county record office, a census, Union College’s archives. Several could be closed from what the office already knows. §6 of Filling in the Founders and the Timeline explains how.</w:t>
             </w:r>
           </w:p>
         </w:tc>
@@ -2864,7 +2864,7 @@
                 <w:sz w:val="19"/>
                 <w:szCs w:val="19"/>
               </w:rPr>
-              <w:t xml:space="preserve">Start recording oral histories</w:t>
+              <w:t xml:space="preserve">Make web-sized copies of the largest scans</w:t>
             </w:r>
           </w:p>
         </w:tc>
@@ -2897,7 +2897,7 @@
                 <w:sz w:val="19"/>
                 <w:szCs w:val="19"/>
               </w:rPr>
-              <w:t xml:space="preserve">Ongoing</w:t>
+              <w:t xml:space="preserve">1 day of work, ~1 day of machine time</w:t>
             </w:r>
           </w:p>
         </w:tc>
@@ -2930,7 +2930,7 @@
                 <w:sz w:val="19"/>
                 <w:szCs w:val="19"/>
               </w:rPr>
-              <w:t xml:space="preserve">The only item on this list that gets permanently harder every year. Instructions in §3.11.</w:t>
+              <w:t xml:space="preserve">Forty-six files are over 80 MB; the largest is 419 MB. The reader hides this, the download button does not. Instructions in §3.10.</w:t>
             </w:r>
           </w:p>
         </w:tc>
@@ -2998,7 +2998,7 @@
                 <w:sz w:val="19"/>
                 <w:szCs w:val="19"/>
               </w:rPr>
-              <w:t xml:space="preserve">Add the research-request and gifts-of-material forms</w:t>
+              <w:t xml:space="preserve">Start recording oral histories</w:t>
             </w:r>
           </w:p>
         </w:tc>
@@ -3031,7 +3031,7 @@
                 <w:sz w:val="19"/>
                 <w:szCs w:val="19"/>
               </w:rPr>
-              <w:t xml:space="preserve">1 day</w:t>
+              <w:t xml:space="preserve">Ongoing</w:t>
             </w:r>
           </w:p>
         </w:tc>
@@ -3064,7 +3064,7 @@
                 <w:sz w:val="19"/>
                 <w:szCs w:val="19"/>
               </w:rPr>
-              <w:t xml:space="preserve">The two mechanisms by which an archive grows rather than sits still. Kappa Alpha Theta has both; we have neither.</w:t>
+              <w:t xml:space="preserve">The only item on this list that gets permanently harder every year. Instructions in §3.11.</w:t>
             </w:r>
           </w:p>
         </w:tc>
@@ -3132,7 +3132,7 @@
                 <w:sz w:val="19"/>
                 <w:szCs w:val="19"/>
               </w:rPr>
-              <w:t xml:space="preserve">Turn on analytics</w:t>
+              <w:t xml:space="preserve">Add the research-request and gifts-of-material forms</w:t>
             </w:r>
           </w:p>
         </w:tc>
@@ -3165,7 +3165,7 @@
                 <w:sz w:val="19"/>
                 <w:szCs w:val="19"/>
               </w:rPr>
-              <w:t xml:space="preserve">One hour</w:t>
+              <w:t xml:space="preserve">1 day</w:t>
             </w:r>
           </w:p>
         </w:tc>
@@ -3198,7 +3198,7 @@
                 <w:sz w:val="19"/>
                 <w:szCs w:val="19"/>
               </w:rPr>
-              <w:t xml:space="preserve">The list of searches that returned nothing is the best possible guide to what to digitise or correct next. Instructions in §3.12.</w:t>
+              <w:t xml:space="preserve">The two mechanisms by which an archive grows rather than sits still. Kappa Alpha Theta has both; we have neither.</w:t>
             </w:r>
           </w:p>
         </w:tc>
@@ -3266,7 +3266,7 @@
                 <w:sz w:val="19"/>
                 <w:szCs w:val="19"/>
               </w:rPr>
-              <w:t xml:space="preserve">Photograph objects — badges, gavels, banners, souvenirs</w:t>
+              <w:t xml:space="preserve">Turn on analytics</w:t>
             </w:r>
           </w:p>
         </w:tc>
@@ -3299,7 +3299,7 @@
                 <w:sz w:val="19"/>
                 <w:szCs w:val="19"/>
               </w:rPr>
-              <w:t xml:space="preserve">Ongoing</w:t>
+              <w:t xml:space="preserve">One hour</w:t>
             </w:r>
           </w:p>
         </w:tc>
@@ -3332,7 +3332,7 @@
                 <w:sz w:val="19"/>
                 <w:szCs w:val="19"/>
               </w:rPr>
-              <w:t xml:space="preserve">The section is built and empty. Instructions in §3.4.</w:t>
+              <w:t xml:space="preserve">The list of searches that returned nothing is the best possible guide to what to digitise or correct next. Instructions in §3.12.</w:t>
             </w:r>
           </w:p>
         </w:tc>
@@ -3400,7 +3400,7 @@
                 <w:sz w:val="19"/>
                 <w:szCs w:val="19"/>
               </w:rPr>
-              <w:t xml:space="preserve">Build the convention register</w:t>
+              <w:t xml:space="preserve">Photograph objects — badges, gavels, banners, souvenirs</w:t>
             </w:r>
           </w:p>
         </w:tc>
@@ -3433,7 +3433,7 @@
                 <w:sz w:val="19"/>
                 <w:szCs w:val="19"/>
               </w:rPr>
-              <w:t xml:space="preserve">2–3 days</w:t>
+              <w:t xml:space="preserve">Ongoing</w:t>
             </w:r>
           </w:p>
         </w:tc>
@@ -3466,7 +3466,7 @@
                 <w:sz w:val="19"/>
                 <w:szCs w:val="19"/>
               </w:rPr>
-              <w:t xml:space="preserve">The Convention Records covers carry the number, host chapter, city and dates, and they are machine-readable. One row per Convention, feeding both a register page and the timeline.</w:t>
+              <w:t xml:space="preserve">The section is built and empty. Instructions in §3.4.</w:t>
             </w:r>
           </w:p>
         </w:tc>
@@ -3534,7 +3534,7 @@
                 <w:sz w:val="19"/>
                 <w:szCs w:val="19"/>
               </w:rPr>
-              <w:t xml:space="preserve">Find portraits for the founders and the notable alumni</w:t>
+              <w:t xml:space="preserve">Build the convention register</w:t>
             </w:r>
           </w:p>
         </w:tc>
@@ -3567,7 +3567,7 @@
                 <w:sz w:val="19"/>
                 <w:szCs w:val="19"/>
               </w:rPr>
-              <w:t xml:space="preserve">Ongoing</w:t>
+              <w:t xml:space="preserve">2–3 days</w:t>
             </w:r>
           </w:p>
         </w:tc>
@@ -3600,7 +3600,7 @@
                 <w:sz w:val="19"/>
                 <w:szCs w:val="19"/>
               </w:rPr>
-              <w:t xml:space="preserve">Union College’s Schaffer Library, the Library of Congress and Find a Grave between them will yield most of the founders. A page with a face on it is read; a page without one is skimmed.</w:t>
+              <w:t xml:space="preserve">The Convention Records covers carry the number, host chapter, city and dates, and they are machine-readable. One row per Convention, feeding both a register page and the timeline.</w:t>
             </w:r>
           </w:p>
         </w:tc>
@@ -3668,7 +3668,7 @@
                 <w:sz w:val="19"/>
                 <w:szCs w:val="19"/>
               </w:rPr>
-              <w:t xml:space="preserve">Ask chapters for composites, scrapbooks and house photographs</w:t>
+              <w:t xml:space="preserve">Find portraits for the founders and the notable alumni</w:t>
             </w:r>
           </w:p>
         </w:tc>
@@ -3734,7 +3734,7 @@
                 <w:sz w:val="19"/>
                 <w:szCs w:val="19"/>
               </w:rPr>
-              <w:t xml:space="preserve">Most fraternal history sits at chapter level. Fifty chapter pages now exist to receive it.</w:t>
+              <w:t xml:space="preserve">Union College’s Schaffer Library, the Library of Congress and Find a Grave between them will yield most of the founders. A page with a face on it is read; a page without one is skimmed.</w:t>
             </w:r>
           </w:p>
         </w:tc>
@@ -3770,6 +3770,140 @@
                 <w:szCs w:val="19"/>
               </w:rPr>
               <w:t xml:space="preserve">14</w:t>
+            </w:r>
+          </w:p>
+        </w:tc>
+        <w:tc>
+          <w:tcPr>
+            <w:tcW w:type="dxa" w:w="3400"/>
+            <w:tcBorders>
+              <w:top w:val="single" w:color="D8CCB8" w:sz="2"/>
+              <w:left w:val="none" w:color="FFFFFF" w:sz="0"/>
+              <w:bottom w:val="single" w:color="D8CCB8" w:sz="2"/>
+              <w:right w:val="none" w:color="FFFFFF" w:sz="0"/>
+            </w:tcBorders>
+            <w:tcMar>
+              <w:top w:type="dxa" w:w="90"/>
+              <w:left w:type="dxa" w:w="120"/>
+              <w:bottom w:type="dxa" w:w="90"/>
+              <w:right w:type="dxa" w:w="120"/>
+            </w:tcMar>
+          </w:tcPr>
+          <w:p>
+            <w:pPr>
+              <w:spacing w:after="0" w:line="260"/>
+            </w:pPr>
+            <w:r>
+              <w:rPr>
+                <w:b w:val="false"/>
+                <w:bCs w:val="false"/>
+                <w:caps w:val="false"/>
+                <w:color w:val="1B1614"/>
+                <w:sz w:val="19"/>
+                <w:szCs w:val="19"/>
+              </w:rPr>
+              <w:t xml:space="preserve">Ask chapters for composites, scrapbooks and house photographs</w:t>
+            </w:r>
+          </w:p>
+        </w:tc>
+        <w:tc>
+          <w:tcPr>
+            <w:tcW w:type="dxa" w:w="1100"/>
+            <w:tcBorders>
+              <w:top w:val="single" w:color="D8CCB8" w:sz="2"/>
+              <w:left w:val="none" w:color="FFFFFF" w:sz="0"/>
+              <w:bottom w:val="single" w:color="D8CCB8" w:sz="2"/>
+              <w:right w:val="none" w:color="FFFFFF" w:sz="0"/>
+            </w:tcBorders>
+            <w:tcMar>
+              <w:top w:type="dxa" w:w="90"/>
+              <w:left w:type="dxa" w:w="120"/>
+              <w:bottom w:type="dxa" w:w="90"/>
+              <w:right w:type="dxa" w:w="120"/>
+            </w:tcMar>
+          </w:tcPr>
+          <w:p>
+            <w:pPr>
+              <w:spacing w:after="0" w:line="260"/>
+            </w:pPr>
+            <w:r>
+              <w:rPr>
+                <w:b w:val="false"/>
+                <w:bCs w:val="false"/>
+                <w:caps w:val="false"/>
+                <w:color w:val="1B1614"/>
+                <w:sz w:val="19"/>
+                <w:szCs w:val="19"/>
+              </w:rPr>
+              <w:t xml:space="preserve">Ongoing</w:t>
+            </w:r>
+          </w:p>
+        </w:tc>
+        <w:tc>
+          <w:tcPr>
+            <w:tcW w:type="dxa" w:w="4300"/>
+            <w:tcBorders>
+              <w:top w:val="single" w:color="D8CCB8" w:sz="2"/>
+              <w:left w:val="none" w:color="FFFFFF" w:sz="0"/>
+              <w:bottom w:val="single" w:color="D8CCB8" w:sz="2"/>
+              <w:right w:val="none" w:color="FFFFFF" w:sz="0"/>
+            </w:tcBorders>
+            <w:tcMar>
+              <w:top w:type="dxa" w:w="90"/>
+              <w:left w:type="dxa" w:w="120"/>
+              <w:bottom w:type="dxa" w:w="90"/>
+              <w:right w:type="dxa" w:w="120"/>
+            </w:tcMar>
+          </w:tcPr>
+          <w:p>
+            <w:pPr>
+              <w:spacing w:after="0" w:line="260"/>
+            </w:pPr>
+            <w:r>
+              <w:rPr>
+                <w:b w:val="false"/>
+                <w:bCs w:val="false"/>
+                <w:caps w:val="false"/>
+                <w:color w:val="1B1614"/>
+                <w:sz w:val="19"/>
+                <w:szCs w:val="19"/>
+              </w:rPr>
+              <w:t xml:space="preserve">Most fraternal history sits at chapter level. Fifty chapter pages now exist to receive it.</w:t>
+            </w:r>
+          </w:p>
+        </w:tc>
+      </w:tr>
+      <w:tr>
+        <w:tc>
+          <w:tcPr>
+            <w:tcW w:type="dxa" w:w="560"/>
+            <w:tcBorders>
+              <w:top w:val="single" w:color="D8CCB8" w:sz="2"/>
+              <w:left w:val="none" w:color="FFFFFF" w:sz="0"/>
+              <w:bottom w:val="single" w:color="D8CCB8" w:sz="2"/>
+              <w:right w:val="none" w:color="FFFFFF" w:sz="0"/>
+            </w:tcBorders>
+            <w:tcMar>
+              <w:top w:type="dxa" w:w="90"/>
+              <w:left w:type="dxa" w:w="120"/>
+              <w:bottom w:type="dxa" w:w="90"/>
+              <w:right w:type="dxa" w:w="120"/>
+            </w:tcMar>
+          </w:tcPr>
+          <w:p>
+            <w:pPr>
+              <w:spacing w:after="0" w:line="260"/>
+            </w:pPr>
+            <w:r>
+              <w:rPr>
+                <w:b w:val="false"/>
+                <w:bCs w:val="false"/>
+                <w:caps w:val="false"/>
+                <w:color w:val="1B1614"/>
+                <w:sz w:val="19"/>
+                <w:szCs w:val="19"/>
+              </w:rPr>
+              <w:t xml:space="preserve">15</w:t>
             </w:r>
           </w:p>
         </w:tc>
@@ -7380,7 +7514,7 @@
         <w:spacing w:after="120" w:before="300"/>
       </w:pPr>
       <w:r>
-        <w:t xml:space="preserve">3.13  Write the founders’ biographies and add to the timeline</w:t>
+        <w:t xml:space="preserve">3.13  Look after the founders’ pages and the timeline</w:t>
       </w:r>
     </w:p>
     <w:p>
@@ -7388,7 +7522,7 @@
         <w:spacing w:after="160" w:line="276"/>
       </w:pPr>
       <w:r>
-        <w:t xml:space="preserve">These are the two jobs at the top of the priority list, and neither of them touches any code. They are done in Excel. There is a document of their own — </w:t>
+        <w:t xml:space="preserve">These are done in Excel and touch no code. There is a document of their own — </w:t>
       </w:r>
       <w:r>
         <w:rPr>
@@ -7398,7 +7532,7 @@
         <w:t xml:space="preserve">Filling in the Founders and the Timeline</w:t>
       </w:r>
       <w:r>
-        <w:t xml:space="preserve"> — with the columns explained one by one and the traps named. This is the summary.</w:t>
+        <w:t xml:space="preserve"> — with every column explained, the traps named, and a section on the open questions. This is the summary.</w:t>
       </w:r>
     </w:p>
     <w:tbl>
@@ -7553,7 +7687,7 @@
                 <w:sz w:val="19"/>
                 <w:szCs w:val="19"/>
               </w:rPr>
-              <w:t xml:space="preserve">The seven founders’ pages: family, birthplace, where they died and are buried, the Find a Grave link, profession, achievements, the full biography, the portrait, and links out to Wikipedia and elsewhere. Seven rows, eighteen columns.</w:t>
+              <w:t xml:space="preserve">The seven founders’ pages. Seven rows, twenty-two columns: name, honorific, class year, role in the founding, profession, birth and death dates and places, burial place and Find a Grave link, family, the biography, achievements, portrait, outside links, the list of volumes each life was written from, and the list of open questions.</w:t>
             </w:r>
           </w:p>
         </w:tc>
@@ -7621,7 +7755,7 @@
                 <w:sz w:val="19"/>
                 <w:szCs w:val="19"/>
               </w:rPr>
-              <w:t xml:space="preserve">The hand-written events on the timeline: year, category, title, a paragraph, an optional link, and the volume and page the fact came from. Eighteen rows to start with; add as many as you like.</w:t>
+              <w:t xml:space="preserve">The 107 hand-written timeline events: year, category, title, a paragraph, an optional link, the volume and page the fact came from, and a “not settled” note where the sources disagree. Chapter charterings and closures are generated from the roll and are not in the sheet.</w:t>
             </w:r>
           </w:p>
         </w:tc>
@@ -7714,7 +7848,7 @@
         <w:t xml:space="preserve">build\preview.bat</w:t>
       </w:r>
       <w:r>
-        <w:t xml:space="preserve"> to look at the result on your own computer before anyone else sees it.</w:t>
+        <w:t xml:space="preserve"> to look at the result before anyone else sees it.</w:t>
       </w:r>
     </w:p>
     <w:p>
@@ -7752,52 +7886,113 @@
     </w:p>
     <w:p>
       <w:pPr>
-        <w:spacing w:after="160" w:line="276"/>
-      </w:pPr>
-      <w:r>
-        <w:t xml:space="preserve">The two spreadsheets are the master copies from now on. The </w:t>
-      </w:r>
-      <w:r>
-        <w:rPr>
-          <w:rFonts w:ascii="Consolas" w:cs="Consolas" w:eastAsia="Consolas" w:hAnsi="Consolas"/>
-          <w:sz w:val="19"/>
-          <w:szCs w:val="19"/>
-        </w:rPr>
-        <w:t xml:space="preserve">.json</w:t>
-      </w:r>
-      <w:r>
-        <w:t xml:space="preserve"> files beside them are generated, and the previous version of each is kept as a </w:t>
-      </w:r>
-      <w:r>
-        <w:rPr>
-          <w:rFonts w:ascii="Consolas" w:cs="Consolas" w:eastAsia="Consolas" w:hAnsi="Consolas"/>
-          <w:sz w:val="19"/>
-          <w:szCs w:val="19"/>
-        </w:rPr>
-        <w:t xml:space="preserve">.bak</w:t>
-      </w:r>
-      <w:r>
-        <w:t xml:space="preserve"> every time, so a bad edit is recoverable. If either spreadsheet is ever lost, </w:t>
-      </w:r>
-      <w:r>
-        <w:rPr>
-          <w:rFonts w:ascii="Consolas" w:cs="Consolas" w:eastAsia="Consolas" w:hAnsi="Consolas"/>
-          <w:sz w:val="19"/>
-          <w:szCs w:val="19"/>
-        </w:rPr>
-        <w:t xml:space="preserve">python3 build/make_sheets.py</w:t>
-      </w:r>
-      <w:r>
-        <w:t xml:space="preserve"> writes it out again from the data.</w:t>
-      </w:r>
-    </w:p>
-    <w:p>
-      <w:pPr>
         <w:pStyle w:val="Heading3"/>
         <w:spacing w:after="100" w:before="240"/>
       </w:pPr>
       <w:r>
-        <w:t xml:space="preserve">What to write, when the record is thin</w:t>
+        <w:t xml:space="preserve">The biographies are written; what they need is checking</w:t>
+      </w:r>
+    </w:p>
+    <w:p>
+      <w:pPr>
+        <w:spacing w:after="160" w:line="276"/>
+      </w:pPr>
+      <w:r>
+        <w:t xml:space="preserve">Each of the seven has a biography of 400 to 600 words, read out of the 1884 </w:t>
+      </w:r>
+      <w:r>
+        <w:rPr>
+          <w:i/>
+          <w:iCs/>
+        </w:rPr>
+        <w:t xml:space="preserve">Epitome</w:t>
+      </w:r>
+      <w:r>
+        <w:t xml:space="preserve">, the 1941 </w:t>
+      </w:r>
+      <w:r>
+        <w:rPr>
+          <w:i/>
+          <w:iCs/>
+        </w:rPr>
+        <w:t xml:space="preserve">Annals</w:t>
+      </w:r>
+      <w:r>
+        <w:t xml:space="preserve">, Fiske’s 1895 history and the earliest numbers of </w:t>
+      </w:r>
+      <w:r>
+        <w:rPr>
+          <w:i/>
+          <w:iCs/>
+        </w:rPr>
+        <w:t xml:space="preserve">The Diamond</w:t>
+      </w:r>
+      <w:r>
+        <w:t xml:space="preserve"> — the issues in which the founders were still writing about themselves. Every claim carries the volume and page it came from, and the foot of each page lists those volumes as links that open the scan at the right page. Read a biography with that list beside it and you can check the whole thing in twenty minutes.</w:t>
+      </w:r>
+    </w:p>
+    <w:p>
+      <w:pPr>
+        <w:pStyle w:val="Heading3"/>
+        <w:spacing w:after="100" w:before="240"/>
+      </w:pPr>
+      <w:r>
+        <w:t xml:space="preserve">Where the sources disagree, the page says so</w:t>
+      </w:r>
+    </w:p>
+    <w:p>
+      <w:pPr>
+        <w:spacing w:after="160" w:line="276"/>
+      </w:pPr>
+      <w:r>
+        <w:t xml:space="preserve">This was the hardest decision in building these pages, and it is worth knowing why it went the way it did. The founders’ own recollections, given in the 1870s, contradict each other about almost everything that matters: whose room the Pledge was signed in, which month it was, who suggested the name, even how many of them there were. Harvey said his room; Hadley said his own, and claimed the title of Father of the Society. Goodale could not name all the signers. Two of them named an eighth man, William H. Backus, among the most active organisers, and a line reading “One of the Eight Founders of Psi Upsilon” on his page in the Records of the Theta was later struck out in different ink.</w:t>
+      </w:r>
+    </w:p>
+    <w:p>
+      <w:pPr>
+        <w:spacing w:after="160" w:line="276"/>
+      </w:pPr>
+      <w:r>
+        <w:t xml:space="preserve">A page that picked one version and stated it flatly would read better and be worth less. So instead: </w:t>
+      </w:r>
+      <w:r>
+        <w:rPr>
+          <w:b/>
+          <w:bCs/>
+        </w:rPr>
+        <w:t xml:space="preserve">eighty-four open questions</w:t>
+      </w:r>
+      <w:r>
+        <w:t xml:space="preserve"> are listed across the seven founders and twelve events on the timeline are marked “not settled”. Each names what is in doubt, what each source actually says, and where a researcher could go to settle it. Closing one means finding the answer, putting it in the proper column, and deleting the question — the answer moves up into the record and the question stops being displayed.</w:t>
+      </w:r>
+    </w:p>
+    <w:p>
+      <w:pPr>
+        <w:pBdr>
+          <w:left w:val="single" w:color="8A6A24" w:sz="18" w:space="8"/>
+        </w:pBdr>
+        <w:shd w:fill="F4EFE6" w:val="clear"/>
+        <w:spacing w:after="200" w:before="120" w:line="276"/>
+        <w:ind w:left="120" w:right="120"/>
+      </w:pPr>
+      <w:r>
+        <w:rPr>
+          <w:b/>
+          <w:bCs/>
+        </w:rPr>
+        <w:t xml:space="preserve">The most conspicuous gap in the whole museum. </w:t>
+      </w:r>
+      <w:r>
+        <w:t xml:space="preserve">Not one of the seven founders has a recorded burial place. A search of all 460 volumes for “buried”, “burial”, “cemetery”, “interred” and “grave” turns up nothing but figurative uses. In 190 years the Fraternity has never written down where its founders are. Six of the seven death places are known — Waterloo NY, Columbus NE, San Diego CA, Bath NY, Los Angeles CA and Buffalo NY — so there is somewhere to start.</w:t>
+      </w:r>
+    </w:p>
+    <w:p>
+      <w:pPr>
+        <w:pStyle w:val="Heading3"/>
+        <w:spacing w:after="100" w:before="240"/>
+      </w:pPr>
+      <w:r>
+        <w:t xml:space="preserve">What to write, where the record is thin</w:t>
       </w:r>
     </w:p>
     <w:p>
@@ -7817,7 +8012,7 @@
         <w:t xml:space="preserve">Write what is known and say what is not. </w:t>
       </w:r>
       <w:r>
-        <w:t xml:space="preserve">A page that says “burial place not yet recorded” is more useful, and more honest, than one that guesses. The pages are built to show the gaps deliberately, which is also an invitation to whoever can fill them.</w:t>
+        <w:t xml:space="preserve">The pages are built to show the gaps deliberately, which is also an invitation to whoever can fill them.</w:t>
       </w:r>
     </w:p>
     <w:p>
@@ -7837,7 +8032,7 @@
         <w:t xml:space="preserve">Cite the volume. </w:t>
       </w:r>
       <w:r>
-        <w:t xml:space="preserve">Every founder page already links to every page of the archive that names them — 294 appearances between the seven. That is where the material is. Put the reference in the annals column so the next person can check you.</w:t>
+        <w:t xml:space="preserve">Every founder page already links to every page of the archive that names them — 294 appearances between the seven. Put the reference in the sources column so the next person can check you.</w:t>
       </w:r>
     </w:p>
     <w:p>
@@ -7854,30 +8049,10 @@
           <w:b/>
           <w:bCs/>
         </w:rPr>
-        <w:t xml:space="preserve">Find a Grave is worth the half hour. </w:t>
-      </w:r>
-      <w:r>
-        <w:t xml:space="preserve">Six of the seven founders are almost certainly on it. It is the single most requested piece of information on a page like this, and it costs a search and a copy-paste.</w:t>
-      </w:r>
-    </w:p>
-    <w:p>
-      <w:pPr>
-        <w:pStyle w:val="ListParagraph"/>
-        <w:numPr>
-          <w:ilvl w:val="0"/>
-          <w:numId w:val="2"/>
-        </w:numPr>
-        <w:spacing w:after="90" w:line="276"/>
-      </w:pPr>
-      <w:r>
-        <w:rPr>
-          <w:b/>
-          <w:bCs/>
-        </w:rPr>
         <w:t xml:space="preserve">The 1941 Annals is not the last word. </w:t>
       </w:r>
       <w:r>
-        <w:t xml:space="preserve">It is quoted in full on each page as a placeholder, and it is a nineteenth-century-style eulogy. Union College’s Schaffer Library, the censuses, and the local county histories will all say more.</w:t>
+        <w:t xml:space="preserve">It is quoted in full on each page and it is a nineteenth-century-style eulogy. Union College’s Schaffer Library, the censuses and the county histories will all say more.</w:t>
       </w:r>
     </w:p>
     <w:p>
